--- a/II-kurs/SS/KP/solution.docx
+++ b/II-kurs/SS/KP/solution.docx
@@ -496,7 +496,7 @@
           <w:i/>
           <w:sz w:val="24"/>
         </w:rPr>
-        <w:t>Rss(τ) = ∫₋∞^∞  s(t) · s(t + τ) dt</w:t>
+        <w:t>Rss(τ) = ∫₋∞^∞  s(t) · s(t − τ) dt</w:t>
       </w:r>
     </w:p>
     <w:p>
@@ -524,7 +524,7 @@
           <w:i/>
           <w:sz w:val="24"/>
         </w:rPr>
-        <w:t>R₂₁(τ) = ∫₋∞^∞  s₂(t) · s₁(t + τ) dt</w:t>
+        <w:t>R₂₁(τ) = ∫₋∞^∞  s₂(t) · s₁(t − τ) dt</w:t>
       </w:r>
     </w:p>
     <w:p>
@@ -650,7 +650,7 @@
           <w:i/>
           <w:sz w:val="24"/>
         </w:rPr>
-        <w:t>R₁₁(τ) = ∫₋∞^∞  S₁(t) · S₁(t + τ) dt</w:t>
+        <w:t>R₁₁(τ) = ∫₋∞^∞  S₁(t) · S₁(t − τ) dt</w:t>
       </w:r>
     </w:p>
     <w:p>
@@ -692,7 +692,7 @@
           <w:i w:val="0"/>
           <w:sz w:val="24"/>
         </w:rPr>
-        <w:t>• S₁(t + τ) ≠ 0  ⟹  t + τ ≥ 0  ⟹  t ≥ -τ</w:t>
+        <w:t>• S₁(t − τ) ≠ 0  ⟹  t − τ ≥ 0  ⟹  t ≥ τ</w:t>
       </w:r>
     </w:p>
     <w:p>
@@ -720,7 +720,7 @@
           <w:i w:val="0"/>
           <w:sz w:val="24"/>
         </w:rPr>
-        <w:t>Когато τ ≥ 0, условието t ≥ -τ е автоматично изпълнено за t ≥ 0, така че долната граница е 0:</w:t>
+        <w:t>Когато τ ≥ 0, долната граница е max(0, τ) = τ:</w:t>
       </w:r>
     </w:p>
     <w:p>
@@ -734,7 +734,7 @@
           <w:i/>
           <w:sz w:val="24"/>
         </w:rPr>
-        <w:t>R₁₁(τ) = ∫₀^∞  A₁·e^(-a₁t) · A₁·e^(-a₁(t+τ)) dt</w:t>
+        <w:t>R₁₁(τ) = ∫_τ^∞  A₁·e^(-a₁t) · A₁·e^(-a₁(t−τ)) dt</w:t>
       </w:r>
     </w:p>
     <w:p>
@@ -748,7 +748,7 @@
           <w:i/>
           <w:sz w:val="24"/>
         </w:rPr>
-        <w:t>= A₁² · e^(-a₁τ) · ∫₀^∞  e^(-2a₁t) dt</w:t>
+        <w:t>= A₁² · e^(a₁τ) · ∫_τ^∞  e^(-2a₁t) dt</w:t>
       </w:r>
     </w:p>
     <w:p>
@@ -762,7 +762,7 @@
           <w:i/>
           <w:sz w:val="24"/>
         </w:rPr>
-        <w:t>= A₁² · e^(-a₁τ) · 1/(2a₁)</w:t>
+        <w:t>= A₁² · e^(a₁τ) · e^(-2a₁τ) / (2a₁)</w:t>
       </w:r>
     </w:p>
     <w:p>
@@ -804,7 +804,7 @@
           <w:i w:val="0"/>
           <w:sz w:val="24"/>
         </w:rPr>
-        <w:t>Когато τ &lt; 0, имаме -τ &gt; 0, така че долната граница е -τ:</w:t>
+        <w:t>Когато τ &lt; 0, условието t ≥ τ е автоматично изпълнено за t ≥ 0, така че долната граница е 0:</w:t>
       </w:r>
     </w:p>
     <w:p>
@@ -818,7 +818,7 @@
           <w:i/>
           <w:sz w:val="24"/>
         </w:rPr>
-        <w:t>R₁₁(τ) = ∫₋τ^∞  A₁·e^(-a₁t) · A₁·e^(-a₁(t+τ)) dt</w:t>
+        <w:t>R₁₁(τ) = ∫₀^∞  A₁·e^(-a₁t) · A₁·e^(-a₁(t−τ)) dt</w:t>
       </w:r>
     </w:p>
     <w:p>
@@ -832,7 +832,7 @@
           <w:i/>
           <w:sz w:val="24"/>
         </w:rPr>
-        <w:t>= A₁² · e^(-a₁τ) · ∫₋τ^∞  e^(-2a₁t) dt</w:t>
+        <w:t>= A₁² · e^(a₁τ) · ∫₀^∞  e^(-2a₁t) dt</w:t>
       </w:r>
     </w:p>
     <w:p>
@@ -846,21 +846,7 @@
           <w:i/>
           <w:sz w:val="24"/>
         </w:rPr>
-        <w:t>= A₁² · e^(-a₁τ) · e^(-2a₁·(-τ)) / (2a₁)</w:t>
-      </w:r>
-    </w:p>
-    <w:p>
-      <w:pPr>
-        <w:spacing w:after="120" w:before="120"/>
-        <w:jc w:val="center"/>
-      </w:pPr>
-      <w:r>
-        <w:rPr>
-          <w:rFonts w:ascii="Cambria Math" w:hAnsi="Cambria Math"/>
-          <w:i/>
-          <w:sz w:val="24"/>
-        </w:rPr>
-        <w:t>= A₁² · e^(-a₁τ) · e^(2a₁τ) / (2a₁)</w:t>
+        <w:t>= A₁² · e^(a₁τ) · 1/(2a₁)</w:t>
       </w:r>
     </w:p>
     <w:p>
@@ -973,7 +959,7 @@
           <w:i/>
           <w:sz w:val="24"/>
         </w:rPr>
-        <w:t>R₂₂(τ) = ∫₋∞^∞  S₂(t) · S₂(t + τ) dt</w:t>
+        <w:t>R₂₂(τ) = ∫₋∞^∞  S₂(t) · S₂(t − τ) dt</w:t>
       </w:r>
     </w:p>
     <w:p>
@@ -1001,7 +987,7 @@
           <w:i w:val="0"/>
           <w:sz w:val="24"/>
         </w:rPr>
-        <w:t>Долната граница на интегриране е 0:</w:t>
+        <w:t>Долната граница на интегриране е max(0, τ) = τ:</w:t>
       </w:r>
     </w:p>
     <w:p>
@@ -1015,7 +1001,7 @@
           <w:i/>
           <w:sz w:val="24"/>
         </w:rPr>
-        <w:t>R₂₂(τ) = ∫₀^∞  A₂·e^(-a₂t) · A₂·e^(-a₂(t+τ)) dt</w:t>
+        <w:t>R₂₂(τ) = ∫_τ^∞  A₂·e^(-a₂t) · A₂·e^(-a₂(t−τ)) dt</w:t>
       </w:r>
     </w:p>
     <w:p>
@@ -1029,7 +1015,7 @@
           <w:i/>
           <w:sz w:val="24"/>
         </w:rPr>
-        <w:t>= A₂² · e^(-a₂τ) · ∫₀^∞  e^(-2a₂t) dt</w:t>
+        <w:t>= A₂² · e^(a₂τ) · ∫_τ^∞  e^(-2a₂t) dt</w:t>
       </w:r>
     </w:p>
     <w:p>
@@ -1043,7 +1029,7 @@
           <w:i/>
           <w:sz w:val="24"/>
         </w:rPr>
-        <w:t>= A₂² · e^(-a₂τ) · 1/(2a₂)</w:t>
+        <w:t>= A₂² · e^(a₂τ) · e^(-2a₂τ) / (2a₂)</w:t>
       </w:r>
     </w:p>
     <w:p>
@@ -1085,7 +1071,7 @@
           <w:i w:val="0"/>
           <w:sz w:val="24"/>
         </w:rPr>
-        <w:t>Долната граница на интегриране е -τ:</w:t>
+        <w:t>Условието t ≥ τ е автоматично изпълнено за t ≥ 0, така че долната граница е 0:</w:t>
       </w:r>
     </w:p>
     <w:p>
@@ -1099,7 +1085,7 @@
           <w:i/>
           <w:sz w:val="24"/>
         </w:rPr>
-        <w:t>R₂₂(τ) = ∫₋τ^∞  A₂·e^(-a₂t) · A₂·e^(-a₂(t+τ)) dt</w:t>
+        <w:t>R₂₂(τ) = ∫₀^∞  A₂·e^(-a₂t) · A₂·e^(-a₂(t−τ)) dt</w:t>
       </w:r>
     </w:p>
     <w:p>
@@ -1113,7 +1099,7 @@
           <w:i/>
           <w:sz w:val="24"/>
         </w:rPr>
-        <w:t>= A₂² · e^(-a₂τ) · ∫₋τ^∞  e^(-2a₂t) dt</w:t>
+        <w:t>= A₂² · e^(a₂τ) · ∫₀^∞  e^(-2a₂t) dt</w:t>
       </w:r>
     </w:p>
     <w:p>
@@ -1127,7 +1113,7 @@
           <w:i/>
           <w:sz w:val="24"/>
         </w:rPr>
-        <w:t>= A₂² · e^(-a₂τ) · e^(2a₂τ) / (2a₂)</w:t>
+        <w:t>= A₂² · e^(a₂τ) · 1/(2a₂)</w:t>
       </w:r>
     </w:p>
     <w:p>
@@ -1212,7 +1198,7 @@
           <w:i/>
           <w:sz w:val="24"/>
         </w:rPr>
-        <w:t>R₂₁(τ) = ∫₋∞^∞  S₂(t) · S₁(t + τ) dt</w:t>
+        <w:t>R₂₁(τ) = ∫₋∞^∞  S₂(t) · S₁(t − τ) dt</w:t>
       </w:r>
     </w:p>
     <w:p>
@@ -1254,7 +1240,7 @@
           <w:i w:val="0"/>
           <w:sz w:val="24"/>
         </w:rPr>
-        <w:t>• S₁(t + τ) ≠ 0  ⟹  t ≥ -τ</w:t>
+        <w:t>• S₁(t − τ) ≠ 0  ⟹  t ≥ τ</w:t>
       </w:r>
     </w:p>
     <w:p>
@@ -1282,7 +1268,7 @@
           <w:i w:val="0"/>
           <w:sz w:val="24"/>
         </w:rPr>
-        <w:t>Долната граница е max(0, -τ) = 0:</w:t>
+        <w:t>Долната граница е max(0, τ) = τ:</w:t>
       </w:r>
     </w:p>
     <w:p>
@@ -1296,7 +1282,7 @@
           <w:i/>
           <w:sz w:val="24"/>
         </w:rPr>
-        <w:t>R₂₁(τ) = ∫₀^∞  A₂·e^(-a₂t) · A₁·e^(-a₁(t+τ)) dt</w:t>
+        <w:t>R₂₁(τ) = ∫_τ^∞  A₂·e^(-a₂t) · A₁·e^(-a₁(t−τ)) dt</w:t>
       </w:r>
     </w:p>
     <w:p>
@@ -1310,7 +1296,7 @@
           <w:i/>
           <w:sz w:val="24"/>
         </w:rPr>
-        <w:t>= A₁·A₂ · e^(-a₁τ) · ∫₀^∞  e^(-(a₁+a₂)t) dt</w:t>
+        <w:t>= A₁·A₂ · e^(a₁τ) · ∫_τ^∞  e^(-(a₁+a₂)t) dt</w:t>
       </w:r>
     </w:p>
     <w:p>
@@ -1324,7 +1310,7 @@
           <w:i/>
           <w:sz w:val="24"/>
         </w:rPr>
-        <w:t>= A₁·A₂ · e^(-a₁τ) · 1/(a₁ + a₂)</w:t>
+        <w:t>= A₁·A₂ · e^(a₁τ) · e^(-(a₁+a₂)τ) / (a₁ + a₂)</w:t>
       </w:r>
     </w:p>
     <w:p>
@@ -1338,7 +1324,7 @@
           <w:i/>
           <w:sz w:val="24"/>
         </w:rPr>
-        <w:t>= A₁·A₂ / (a₁ + a₂) · e^(-a₁τ)</w:t>
+        <w:t>= A₁·A₂ / (a₁ + a₂) · e^(-a₂τ)</w:t>
       </w:r>
     </w:p>
     <w:p>
@@ -1366,7 +1352,7 @@
           <w:i w:val="0"/>
           <w:sz w:val="24"/>
         </w:rPr>
-        <w:t>Долната граница е max(0, -τ) = -τ (тъй като -τ &gt; 0):</w:t>
+        <w:t>Долната граница е max(0, τ) = 0 (тъй като τ &lt; 0):</w:t>
       </w:r>
     </w:p>
     <w:p>
@@ -1380,7 +1366,7 @@
           <w:i/>
           <w:sz w:val="24"/>
         </w:rPr>
-        <w:t>R₂₁(τ) = ∫₋τ^∞  A₂·e^(-a₂t) · A₁·e^(-a₁(t+τ)) dt</w:t>
+        <w:t>R₂₁(τ) = ∫₀^∞  A₂·e^(-a₂t) · A₁·e^(-a₁(t−τ)) dt</w:t>
       </w:r>
     </w:p>
     <w:p>
@@ -1394,7 +1380,7 @@
           <w:i/>
           <w:sz w:val="24"/>
         </w:rPr>
-        <w:t>= A₁·A₂ · e^(-a₁τ) · ∫₋τ^∞  e^(-(a₁+a₂)t) dt</w:t>
+        <w:t>= A₁·A₂ · e^(a₁τ) · ∫₀^∞  e^(-(a₁+a₂)t) dt</w:t>
       </w:r>
     </w:p>
     <w:p>
@@ -1408,7 +1394,7 @@
           <w:i/>
           <w:sz w:val="24"/>
         </w:rPr>
-        <w:t>= A₁·A₂ · e^(-a₁τ) · e^(-(a₁+a₂)·(-τ)) / (a₁ + a₂)</w:t>
+        <w:t>= A₁·A₂ · e^(a₁τ) · 1/(a₁ + a₂)</w:t>
       </w:r>
     </w:p>
     <w:p>
@@ -1422,21 +1408,7 @@
           <w:i/>
           <w:sz w:val="24"/>
         </w:rPr>
-        <w:t>= A₁·A₂ · e^(-a₁τ) · e^((a₁+a₂)τ) / (a₁ + a₂)</w:t>
-      </w:r>
-    </w:p>
-    <w:p>
-      <w:pPr>
-        <w:spacing w:after="120" w:before="120"/>
-        <w:jc w:val="center"/>
-      </w:pPr>
-      <w:r>
-        <w:rPr>
-          <w:rFonts w:ascii="Cambria Math" w:hAnsi="Cambria Math"/>
-          <w:i/>
-          <w:sz w:val="24"/>
-        </w:rPr>
-        <w:t>= A₁·A₂ / (a₁ + a₂) · e^(a₂τ)</w:t>
+        <w:t>= A₁·A₂ / (a₁ + a₂) · e^(a₁τ)</w:t>
       </w:r>
     </w:p>
     <w:p>
@@ -1465,7 +1437,7 @@
           <w:i/>
           <w:sz w:val="26"/>
         </w:rPr>
-        <w:t>R₂₁(τ) = A₁·A₂ / (a₁+a₂) · e^(-a₁τ),    τ ≥ 0</w:t>
+        <w:t>R₂₁(τ) = A₁·A₂ / (a₁+a₂) · e^(-a₂τ),    τ ≥ 0</w:t>
       </w:r>
     </w:p>
     <w:p>
@@ -1480,7 +1452,7 @@
           <w:i/>
           <w:sz w:val="26"/>
         </w:rPr>
-        <w:t>R₂₁(τ) = A₁·A₂ / (a₁+a₂) · e^(a₂τ),     τ &lt; 0</w:t>
+        <w:t>R₂₁(τ) = A₁·A₂ / (a₁+a₂) · e^(a₁τ),     τ &lt; 0</w:t>
       </w:r>
     </w:p>
     <w:p>
@@ -1494,7 +1466,7 @@
           <w:i/>
           <w:sz w:val="22"/>
         </w:rPr>
-        <w:t>Забележка: За разлика от автокорелационните функции, взаимнокорелационната функция НЕ е четна. Тя е непрекъсната в τ = 0, където стойността е R₂₁(0) = A₁·A₂/(a₁+a₂), но скоростта на спадане е различна за положителни и отрицателни τ (определя се от a₁ и a₂ съответно).</w:t>
+        <w:t>Забележка: За разлика от автокорелационните функции, взаимнокорелационната функция НЕ е четна. Тя е непрекъсната в τ = 0, където стойността е R₂₁(0) = A₁·A₂/(a₁+a₂), но скоростта на спадане е различна за положителни и отрицателни τ (определя се от a₂ и a₁ съответно).</w:t>
       </w:r>
     </w:p>
     <w:p>
@@ -1679,7 +1651,7 @@
           <w:i w:val="0"/>
           <w:sz w:val="24"/>
         </w:rPr>
-        <w:t>• Взаимнокорелационната функция R₂₁(τ) НЕ е четна — скоростта на спадане е различна за τ &gt; 0 (определя се от a₁) и за τ &lt; 0 (определя се от a₂).</w:t>
+        <w:t>• Взаимнокорелационната функция R₂₁(τ) НЕ е четна — скоростта на спадане е различна за τ &gt; 0 (определя се от a₂) и за τ &lt; 0 (определя се от a₁).</w:t>
       </w:r>
     </w:p>
     <w:p>
@@ -1767,9 +1739,9 @@
         <w:br/>
         <w:t xml:space="preserve">    tau &gt;= 0,</w:t>
         <w:br/>
-        <w:t xml:space="preserve">    (A1*A2 / (a1+a2)) * np.exp(-a1 * tau),</w:t>
+        <w:t xml:space="preserve">    (A1*A2 / (a1+a2)) * np.exp(-a2 * tau),</w:t>
         <w:br/>
-        <w:t xml:space="preserve">    (A1*A2 / (a1+a2)) * np.exp(a2 * tau),</w:t>
+        <w:t xml:space="preserve">    (A1*A2 / (a1+a2)) * np.exp(a1 * tau),</w:t>
         <w:br/>
         <w:t>)</w:t>
         <w:br/>
